--- a/word_reports/위치_728_Various Artists_Pop Song 반세기 Vol. 4.docx
+++ b/word_reports/위치_728_Various Artists_Pop Song 반세기 Vol. 4.docx
@@ -4,7 +4,7 @@
   <w:body>
     <w:p>
       <w:pPr>
-        <w:spacing w:after="280"/>
+        <w:spacing w:after="80"/>
       </w:pPr>
       <w:r>
         <w:rPr w:rFonts="맑은 고딕">
@@ -13,94 +13,47 @@
           <w:color w:val="1E3A8A"/>
           <w:sz w:val="30"/>
         </w:rPr>
-        <w:t>[728] Various Artists - Pop Song 반세기 Vol. 4</w:t>
+        <w:t>Various Artists - Pop Song 반세기 Vol. 3</w:t>
       </w:r>
     </w:p>
     <w:p>
       <w:pPr>
-        <w:spacing w:after="320"/>
+        <w:spacing w:after="240"/>
       </w:pPr>
       <w:r>
         <w:rPr w:rFonts="맑은 고딕">
           <w:rFonts w:ascii="맑은 고딕" w:hAnsi="맑은 고딕" w:eastAsia="맑은 고딕"/>
           <w:b/>
-          <w:sz w:val="20"/>
+          <w:color w:val="4B5563"/>
+          <w:sz w:val="22"/>
         </w:rPr>
-        <w:t>■ 위치 : 728</w:t>
-        <w:br/>
-      </w:r>
-      <w:r>
-        <w:rPr w:rFonts="맑은 고딕">
-          <w:rFonts w:ascii="맑은 고딕" w:hAnsi="맑은 고딕" w:eastAsia="맑은 고딕"/>
-          <w:b/>
-          <w:sz w:val="20"/>
-        </w:rPr>
-        <w:t>■ 아티스트 : Various Artists</w:t>
-        <w:br/>
-      </w:r>
-      <w:r>
-        <w:rPr w:rFonts="맑은 고딕">
-          <w:rFonts w:ascii="맑은 고딕" w:hAnsi="맑은 고딕" w:eastAsia="맑은 고딕"/>
-          <w:b/>
-          <w:sz w:val="20"/>
-        </w:rPr>
-        <w:t>■ 앨범명 : Pop Song 반세기 Vol. 4</w:t>
-        <w:br/>
-      </w:r>
-      <w:r>
-        <w:rPr w:rFonts="맑은 고딕">
-          <w:rFonts w:ascii="맑은 고딕" w:hAnsi="맑은 고딕" w:eastAsia="맑은 고딕"/>
-          <w:b w:val="0"/>
-          <w:sz w:val="20"/>
-        </w:rPr>
-        <w:t>■ 음반 레이블 : 오아시스 레코드 (Oasis Records)</w:t>
-        <w:br/>
-      </w:r>
-      <w:r>
-        <w:rPr w:rFonts="맑은 고딕">
-          <w:rFonts w:ascii="맑은 고딕" w:hAnsi="맑은 고딕" w:eastAsia="맑은 고딕"/>
-          <w:b w:val="0"/>
-          <w:sz w:val="20"/>
-        </w:rPr>
-        <w:t>■ 발매년도 : 1978</w:t>
-        <w:br/>
-      </w:r>
-      <w:r>
-        <w:rPr w:rFonts="맑은 고딕">
-          <w:rFonts w:ascii="맑은 고딕" w:hAnsi="맑은 고딕" w:eastAsia="맑은 고딕"/>
-          <w:b w:val="0"/>
-          <w:sz w:val="20"/>
-        </w:rPr>
-        <w:t>■ 장르 : 올디스 팝 / 보컬 팝 / 고전 팝 (Oldies Pop / Vocal Pop)</w:t>
-        <w:br/>
-      </w:r>
-      <w:r>
-        <w:rPr w:rFonts="맑은 고딕">
-          <w:rFonts w:ascii="맑은 고딕" w:hAnsi="맑은 고딕" w:eastAsia="맑은 고딕"/>
-          <w:b w:val="0"/>
-          <w:sz w:val="20"/>
-        </w:rPr>
-        <w:t>■ 주요 수록곡 : 1. Andy Williams - Moon River</w:t>
-        <w:br/>
+        <w:t>위치 :  728</w:t>
       </w:r>
     </w:p>
     <w:p>
       <w:pPr>
-        <w:spacing w:after="160"/>
+        <w:spacing w:line="324" w:lineRule="auto" w:before="80" w:after="160"/>
       </w:pPr>
       <w:r>
         <w:rPr w:rFonts="맑은 고딕">
           <w:rFonts w:ascii="맑은 고딕" w:hAnsi="맑은 고딕" w:eastAsia="맑은 고딕"/>
           <w:b/>
           <w:color w:val="1F2937"/>
-          <w:sz w:val="24"/>
+          <w:sz w:val="22"/>
         </w:rPr>
-        <w:t>■ 음반 해설 및 감상 가이드</w:t>
+        <w:t xml:space="preserve">[음반 소개] </w:t>
+      </w:r>
+      <w:r>
+        <w:rPr w:rFonts="맑은 고딕">
+          <w:rFonts w:ascii="맑은 고딕" w:hAnsi="맑은 고딕" w:eastAsia="맑은 고딕"/>
+          <w:b w:val="0"/>
+          <w:sz w:val="21"/>
+        </w:rPr>
       </w:r>
     </w:p>
     <w:p>
       <w:pPr>
-        <w:spacing w:line="312" w:lineRule="auto" w:after="120"/>
+        <w:spacing w:line="324" w:lineRule="auto" w:after="120"/>
       </w:pPr>
       <w:r>
         <w:rPr w:rFonts="맑은 고딕">
@@ -108,38 +61,516 @@
           <w:b w:val="0"/>
           <w:sz w:val="21"/>
         </w:rPr>
-        <w:t>1970년대 한국 LP 시장을 풍성하게 수놓았던 '팝송 반세기' 시리즈는 서양 대중음악의 정수를 국내 음악 팬들에게 체계적으로 소개했던 독보적인 음반 기획입니다. 그중에서도 네 번째 볼륨(Vol. 4)은 20세기 중반, 라디오 방송과 영화 매체를 타고 전 세계인의 마음을 사로잡았던 황금기 팝 음악의 명곡들을 집대성하고 있습니다. 당시 LP 시대를 살아가던 대중에게 이 앨범은 서구 낭만주의 문화의 정수를 경험하게 해준 소중한 창구이자, 팝 음악사의 거장들을 한자리에서 만나는 명품 컬렉션이었습니다.</w:t>
+        <w:t>지난 세기를 찬란하게 수놓았던 서구 팝 음악의 황금기를 한 편의 파노라마처럼 펼쳐놓은 『Pop Song 반세기 Vol. 3』는 시간을 초월한 선율의 위대함을 증명하는 기념비적 앤솔러지입니다. 아련한 노스탤지어를 자극하는 명선율과 심금을 울리는 불멸의 보컬 하모니는 당대 대중음악이 도달했던 서정미의 극치를 고스란히 담아내고 있습니다. 묵직한 아날로그 그루브 속에서 피어나는 그 시절의 온기와 숨결은 오늘날의 애호가들에게도 깊은 사유와 아늑한 위로의 시공간을 선사합니다.</w:t>
       </w:r>
     </w:p>
     <w:p>
       <w:pPr>
-        <w:spacing w:line="312" w:lineRule="auto" w:after="120"/>
+        <w:spacing w:line="324" w:lineRule="auto" w:before="200" w:after="80"/>
       </w:pPr>
+      <w:r>
+        <w:rPr w:rFonts="맑은 고딕">
+          <w:rFonts w:ascii="맑은 고딕" w:hAnsi="맑은 고딕" w:eastAsia="맑은 고딕"/>
+          <w:b/>
+          <w:color w:val="1E3A8A"/>
+          <w:sz w:val="24"/>
+        </w:rPr>
+        <w:t>1. 음반 데이터</w:t>
+      </w:r>
+    </w:p>
+    <w:p>
+      <w:pPr>
+        <w:spacing w:line="324" w:lineRule="auto" w:after="80"/>
+      </w:pPr>
+      <w:r>
+        <w:rPr w:rFonts="맑은 고딕">
+          <w:rFonts w:ascii="맑은 고딕" w:hAnsi="맑은 고딕" w:eastAsia="맑은 고딕"/>
+          <w:b w:val="0"/>
+          <w:color w:val="6B7280"/>
+          <w:sz w:val="21"/>
+        </w:rPr>
+        <w:t xml:space="preserve">· </w:t>
+      </w:r>
+      <w:r>
+        <w:rPr w:rFonts="맑은 고딕">
+          <w:rFonts w:ascii="맑은 고딕" w:hAnsi="맑은 고딕" w:eastAsia="맑은 고딕"/>
+          <w:b/>
+          <w:color w:val="1F2937"/>
+          <w:sz w:val="21"/>
+        </w:rPr>
+        <w:t xml:space="preserve">앨범명: </w:t>
+      </w:r>
       <w:r>
         <w:rPr w:rFonts="맑은 고딕">
           <w:rFonts w:ascii="맑은 고딕" w:hAnsi="맑은 고딕" w:eastAsia="맑은 고딕"/>
           <w:b w:val="0"/>
           <w:sz w:val="21"/>
         </w:rPr>
-        <w:t>본 음반은 앤디 윌리엄스(Andy Williams)의 벨벳처럼 부드럽고 품격 있는 음색이 돋보이는 'Moon River'를 비롯하여, 콘니 프랜시스(Connie Francis)의 감미로운 음색, 폴 앵카(Paul Anka)의 정열적인 에너지가 담긴 'Diana' 등 당대를 풍미한 거장들의 대표곡들로 빈틈없이 채워져 있습니다. 풍성한 오케스트레이션 편곡과 아름다운 선율미가 어우러진 수록곡들은 청자에게 깊은 서정성과 아날로그 특유의 따스한 온기를 선사합니다. 특히 섬세한 보컬의 호흡과 자연스러운 공간감이 살아있는 음향은 클래식 팝이 지닌 불멸의 예술성을 극대화합니다.</w:t>
+        <w:t>Pop Song 반세기 Vol. 3</w:t>
       </w:r>
     </w:p>
     <w:p>
       <w:pPr>
-        <w:spacing w:line="312" w:lineRule="auto" w:after="120"/>
+        <w:spacing w:line="324" w:lineRule="auto" w:after="80"/>
       </w:pPr>
+      <w:r>
+        <w:rPr w:rFonts="맑은 고딕">
+          <w:rFonts w:ascii="맑은 고딕" w:hAnsi="맑은 고딕" w:eastAsia="맑은 고딕"/>
+          <w:b w:val="0"/>
+          <w:color w:val="6B7280"/>
+          <w:sz w:val="21"/>
+        </w:rPr>
+        <w:t xml:space="preserve">· </w:t>
+      </w:r>
+      <w:r>
+        <w:rPr w:rFonts="맑은 고딕">
+          <w:rFonts w:ascii="맑은 고딕" w:hAnsi="맑은 고딕" w:eastAsia="맑은 고딕"/>
+          <w:b/>
+          <w:color w:val="1F2937"/>
+          <w:sz w:val="21"/>
+        </w:rPr>
+        <w:t xml:space="preserve">아티스트: </w:t>
+      </w:r>
       <w:r>
         <w:rPr w:rFonts="맑은 고딕">
           <w:rFonts w:ascii="맑은 고딕" w:hAnsi="맑은 고딕" w:eastAsia="맑은 고딕"/>
           <w:b w:val="0"/>
           <w:sz w:val="21"/>
         </w:rPr>
-        <w:t>세월의 흐름 속에서도 변치 않는 가치를 지닌 이 음반의 핵심 감상 포인트는 단연 턴테이블을 통해 전해지는 특유의 질감과 아날로그적 노스탤지어입니다. LP의 미세한 그루브를 따라 흘러나오는 온화한 사운드는 20세기 중반의 고풍스러운 낭만을 현대의 거실로 완벽하게 재현해 냅니다. 'Pop Song 반세기 Vol. 4'는 단순한 추억의 팝 모음집을 넘어, 세대를 뛰어넘어 울려 퍼지는 명곡들의 보편적 감동과 아날로그 음반만이 줄 수 있는 미학적 가치를 한껏 품고 있는 소중한 음악적 자산입니다.</w:t>
+        <w:t>Various Artists</w:t>
+      </w:r>
+    </w:p>
+    <w:p>
+      <w:pPr>
+        <w:spacing w:line="324" w:lineRule="auto" w:after="80"/>
+      </w:pPr>
+      <w:r>
+        <w:rPr w:rFonts="맑은 고딕">
+          <w:rFonts w:ascii="맑은 고딕" w:hAnsi="맑은 고딕" w:eastAsia="맑은 고딕"/>
+          <w:b w:val="0"/>
+          <w:color w:val="6B7280"/>
+          <w:sz w:val="21"/>
+        </w:rPr>
+        <w:t xml:space="preserve">· </w:t>
+      </w:r>
+      <w:r>
+        <w:rPr w:rFonts="맑은 고딕">
+          <w:rFonts w:ascii="맑은 고딕" w:hAnsi="맑은 고딕" w:eastAsia="맑은 고딕"/>
+          <w:b/>
+          <w:color w:val="1F2937"/>
+          <w:sz w:val="21"/>
+        </w:rPr>
+        <w:t xml:space="preserve">발매 정보: </w:t>
+      </w:r>
+      <w:r>
+        <w:rPr w:rFonts="맑은 고딕">
+          <w:rFonts w:ascii="맑은 고딕" w:hAnsi="맑은 고딕" w:eastAsia="맑은 고딕"/>
+          <w:b w:val="0"/>
+          <w:sz w:val="21"/>
+        </w:rPr>
+        <w:t>국내 LP 문화의 전성기 시절, 팝 음악사의 가장 눈부신 황금률을 체계적으로 집대성하여 국내 애호가들에게 소개하고자 기획된 정통 라이선스 컴필레이션 음반입니다. 서구 대중음악 반세기의 결정적 순간들을 엄선하여 아날로그 마스터링의 품격을 담아 빚어낸 역사적 기획반입니다.</w:t>
+      </w:r>
+    </w:p>
+    <w:p>
+      <w:pPr>
+        <w:spacing w:line="324" w:lineRule="auto" w:after="80"/>
+      </w:pPr>
+      <w:r>
+        <w:rPr w:rFonts="맑은 고딕">
+          <w:rFonts w:ascii="맑은 고딕" w:hAnsi="맑은 고딕" w:eastAsia="맑은 고딕"/>
+          <w:b w:val="0"/>
+          <w:color w:val="6B7280"/>
+          <w:sz w:val="21"/>
+        </w:rPr>
+        <w:t xml:space="preserve">· </w:t>
+      </w:r>
+      <w:r>
+        <w:rPr w:rFonts="맑은 고딕">
+          <w:rFonts w:ascii="맑은 고딕" w:hAnsi="맑은 고딕" w:eastAsia="맑은 고딕"/>
+          <w:b/>
+          <w:color w:val="1F2937"/>
+          <w:sz w:val="21"/>
+        </w:rPr>
+        <w:t xml:space="preserve">LP 인기도(판매량): </w:t>
+      </w:r>
+      <w:r>
+        <w:rPr w:rFonts="맑은 고딕">
+          <w:rFonts w:ascii="맑은 고딕" w:hAnsi="맑은 고딕" w:eastAsia="맑은 고딕"/>
+          <w:b w:val="0"/>
+          <w:sz w:val="21"/>
+        </w:rPr>
+        <w:t>발매 당시 음악다방과 라디오 심야 방송의 감성적 물결 속에서 수많은 팝 애호가들의 필청반으로 자리 잡으며 경이로운 스테디셀러를 기록했습니다. 당대를 대표하는 스탠더드 명곡들을 한자리에서 조우할 수 있는 독보적인 구성 덕분에 전국 레코드 숍에서 오랜 시간 뜨거운 사랑을 받았습니다.</w:t>
+      </w:r>
+    </w:p>
+    <w:p>
+      <w:pPr>
+        <w:spacing w:line="324" w:lineRule="auto" w:after="80"/>
+      </w:pPr>
+      <w:r>
+        <w:rPr w:rFonts="맑은 고딕">
+          <w:rFonts w:ascii="맑은 고딕" w:hAnsi="맑은 고딕" w:eastAsia="맑은 고딕"/>
+          <w:b w:val="0"/>
+          <w:color w:val="6B7280"/>
+          <w:sz w:val="21"/>
+        </w:rPr>
+        <w:t xml:space="preserve">· </w:t>
+      </w:r>
+      <w:r>
+        <w:rPr w:rFonts="맑은 고딕">
+          <w:rFonts w:ascii="맑은 고딕" w:hAnsi="맑은 고딕" w:eastAsia="맑은 고딕"/>
+          <w:b/>
+          <w:color w:val="1F2937"/>
+          <w:sz w:val="21"/>
+        </w:rPr>
+        <w:t xml:space="preserve">각종 수상경력: </w:t>
+      </w:r>
+      <w:r>
+        <w:rPr w:rFonts="맑은 고딕">
+          <w:rFonts w:ascii="맑은 고딕" w:hAnsi="맑은 고딕" w:eastAsia="맑은 고딕"/>
+          <w:b w:val="0"/>
+          <w:sz w:val="21"/>
+        </w:rPr>
+        <w:t>수록된 트랙들은 발매 당시 빌보드 차트 정상을 휩쓴 것은 물론, 그래미 어워드 수상 및 명예의 전당 헌액 등 전 세계 음악계가 공인한 최정상의 권위와 음악성을 고스란히 품고 있습니다.</w:t>
+      </w:r>
+    </w:p>
+    <w:p>
+      <w:pPr>
+        <w:spacing w:line="324" w:lineRule="auto" w:before="200" w:after="80"/>
+      </w:pPr>
+      <w:r>
+        <w:rPr w:rFonts="맑은 고딕">
+          <w:rFonts w:ascii="맑은 고딕" w:hAnsi="맑은 고딕" w:eastAsia="맑은 고딕"/>
+          <w:b/>
+          <w:color w:val="1E3A8A"/>
+          <w:sz w:val="24"/>
+        </w:rPr>
+        <w:t>2. 아티스트 정보</w:t>
+      </w:r>
+    </w:p>
+    <w:p>
+      <w:pPr>
+        <w:spacing w:line="324" w:lineRule="auto" w:after="80"/>
+      </w:pPr>
+      <w:r>
+        <w:rPr w:rFonts="맑은 고딕">
+          <w:rFonts w:ascii="맑은 고딕" w:hAnsi="맑은 고딕" w:eastAsia="맑은 고딕"/>
+          <w:b w:val="0"/>
+          <w:color w:val="6B7280"/>
+          <w:sz w:val="21"/>
+        </w:rPr>
+        <w:t xml:space="preserve">· </w:t>
+      </w:r>
+      <w:r>
+        <w:rPr w:rFonts="맑은 고딕">
+          <w:rFonts w:ascii="맑은 고딕" w:hAnsi="맑은 고딕" w:eastAsia="맑은 고딕"/>
+          <w:b/>
+          <w:color w:val="1F2937"/>
+          <w:sz w:val="21"/>
+        </w:rPr>
+        <w:t xml:space="preserve">국적: </w:t>
+      </w:r>
+      <w:r>
+        <w:rPr w:rFonts="맑은 고딕">
+          <w:rFonts w:ascii="맑은 고딕" w:hAnsi="맑은 고딕" w:eastAsia="맑은 고딕"/>
+          <w:b w:val="0"/>
+          <w:sz w:val="21"/>
+        </w:rPr>
+        <w:t>미국, 영국 등 다국적 (Various Artists)</w:t>
+      </w:r>
+    </w:p>
+    <w:p>
+      <w:pPr>
+        <w:spacing w:line="324" w:lineRule="auto" w:after="80"/>
+      </w:pPr>
+      <w:r>
+        <w:rPr w:rFonts="맑은 고딕">
+          <w:rFonts w:ascii="맑은 고딕" w:hAnsi="맑은 고딕" w:eastAsia="맑은 고딕"/>
+          <w:b w:val="0"/>
+          <w:color w:val="6B7280"/>
+          <w:sz w:val="21"/>
+        </w:rPr>
+        <w:t xml:space="preserve">· </w:t>
+      </w:r>
+      <w:r>
+        <w:rPr w:rFonts="맑은 고딕">
+          <w:rFonts w:ascii="맑은 고딕" w:hAnsi="맑은 고딕" w:eastAsia="맑은 고딕"/>
+          <w:b/>
+          <w:color w:val="1F2937"/>
+          <w:sz w:val="21"/>
+        </w:rPr>
+        <w:t xml:space="preserve">생몰년도: </w:t>
+      </w:r>
+      <w:r>
+        <w:rPr w:rFonts="맑은 고딕">
+          <w:rFonts w:ascii="맑은 고딕" w:hAnsi="맑은 고딕" w:eastAsia="맑은 고딕"/>
+          <w:b w:val="0"/>
+          <w:sz w:val="21"/>
+        </w:rPr>
+        <w:t>20세기 중·후반 (1950s~1970s 황금기 중심)</w:t>
+      </w:r>
+    </w:p>
+    <w:p>
+      <w:pPr>
+        <w:spacing w:line="324" w:lineRule="auto" w:after="80"/>
+      </w:pPr>
+      <w:r>
+        <w:rPr w:rFonts="맑은 고딕">
+          <w:rFonts w:ascii="맑은 고딕" w:hAnsi="맑은 고딕" w:eastAsia="맑은 고딕"/>
+          <w:b w:val="0"/>
+          <w:color w:val="6B7280"/>
+          <w:sz w:val="21"/>
+        </w:rPr>
+        <w:t xml:space="preserve">· </w:t>
+      </w:r>
+      <w:r>
+        <w:rPr w:rFonts="맑은 고딕">
+          <w:rFonts w:ascii="맑은 고딕" w:hAnsi="맑은 고딕" w:eastAsia="맑은 고딕"/>
+          <w:b/>
+          <w:color w:val="1F2937"/>
+          <w:sz w:val="21"/>
+        </w:rPr>
+        <w:t xml:space="preserve">그룹 소속: </w:t>
+      </w:r>
+      <w:r>
+        <w:rPr w:rFonts="맑은 고딕">
+          <w:rFonts w:ascii="맑은 고딕" w:hAnsi="맑은 고딕" w:eastAsia="맑은 고딕"/>
+          <w:b w:val="0"/>
+          <w:sz w:val="21"/>
+        </w:rPr>
+        <w:t>솔로 보컬리스트 및 전설적인 팝 그룹 연합</w:t>
+      </w:r>
+    </w:p>
+    <w:p>
+      <w:pPr>
+        <w:spacing w:line="324" w:lineRule="auto" w:after="80"/>
+      </w:pPr>
+      <w:r>
+        <w:rPr w:rFonts="맑은 고딕">
+          <w:rFonts w:ascii="맑은 고딕" w:hAnsi="맑은 고딕" w:eastAsia="맑은 고딕"/>
+          <w:b w:val="0"/>
+          <w:color w:val="6B7280"/>
+          <w:sz w:val="21"/>
+        </w:rPr>
+        <w:t xml:space="preserve">· </w:t>
+      </w:r>
+      <w:r>
+        <w:rPr w:rFonts="맑은 고딕">
+          <w:rFonts w:ascii="맑은 고딕" w:hAnsi="맑은 고딕" w:eastAsia="맑은 고딕"/>
+          <w:b/>
+          <w:color w:val="1F2937"/>
+          <w:sz w:val="21"/>
+        </w:rPr>
+        <w:t xml:space="preserve">아티스트 소개: </w:t>
+      </w:r>
+      <w:r>
+        <w:rPr w:rFonts="맑은 고딕">
+          <w:rFonts w:ascii="맑은 고딕" w:hAnsi="맑은 고딕" w:eastAsia="맑은 고딕"/>
+          <w:b w:val="0"/>
+          <w:sz w:val="21"/>
+        </w:rPr>
+        <w:t>팝 음악의 태동과 만개를 이끈 20세기 거장들이 한데 모여 다채로운 음악적 스펙트럼과 예술적 깊이를 선사합니다. 클래시컬한 기품을 지닌 크루너부터 소울풀한 감성을 노래한 전설적 가객들까지, 시대를 정의한 독보적인 음색으로 현대 대중음악의 찬란한 이정표를 세웠습니다.</w:t>
+      </w:r>
+    </w:p>
+    <w:p>
+      <w:pPr>
+        <w:spacing w:line="324" w:lineRule="auto" w:before="200" w:after="80"/>
+      </w:pPr>
+      <w:r>
+        <w:rPr w:rFonts="맑은 고딕">
+          <w:rFonts w:ascii="맑은 고딕" w:hAnsi="맑은 고딕" w:eastAsia="맑은 고딕"/>
+          <w:b/>
+          <w:color w:val="1E3A8A"/>
+          <w:sz w:val="24"/>
+        </w:rPr>
+        <w:t>3. 음반 상세 분석</w:t>
+      </w:r>
+    </w:p>
+    <w:p>
+      <w:pPr>
+        <w:spacing w:line="324" w:lineRule="auto" w:after="80"/>
+      </w:pPr>
+      <w:r>
+        <w:rPr w:rFonts="맑은 고딕">
+          <w:rFonts w:ascii="맑은 고딕" w:hAnsi="맑은 고딕" w:eastAsia="맑은 고딕"/>
+          <w:b w:val="0"/>
+          <w:color w:val="6B7280"/>
+          <w:sz w:val="21"/>
+        </w:rPr>
+        <w:t xml:space="preserve">· </w:t>
+      </w:r>
+      <w:r>
+        <w:rPr w:rFonts="맑은 고딕">
+          <w:rFonts w:ascii="맑은 고딕" w:hAnsi="맑은 고딕" w:eastAsia="맑은 고딕"/>
+          <w:b/>
+          <w:color w:val="1F2937"/>
+          <w:sz w:val="21"/>
+        </w:rPr>
+        <w:t xml:space="preserve">역사적 위치: </w:t>
+      </w:r>
+      <w:r>
+        <w:rPr w:rFonts="맑은 고딕">
+          <w:rFonts w:ascii="맑은 고딕" w:hAnsi="맑은 고딕" w:eastAsia="맑은 고딕"/>
+          <w:b w:val="0"/>
+          <w:sz w:val="21"/>
+        </w:rPr>
+        <w:t>단순한 히트곡 모음집을 넘어, 대중성과 예술성이 가장 완벽한 균형을 이루었던 20세기 팝 음악의 미학적 정점을 집약한 귀중한 음악사적 사료입니다. 어쿠스틱 오케스트레이션과 아날로그 보컬 레코딩이 이룩한 순수한 조화를 통해 팝 음악의 고전적 가치를 명확히 보여줍니다.</w:t>
+      </w:r>
+    </w:p>
+    <w:p>
+      <w:pPr>
+        <w:spacing w:line="324" w:lineRule="auto" w:after="80"/>
+      </w:pPr>
+      <w:r>
+        <w:rPr w:rFonts="맑은 고딕">
+          <w:rFonts w:ascii="맑은 고딕" w:hAnsi="맑은 고딕" w:eastAsia="맑은 고딕"/>
+          <w:b w:val="0"/>
+          <w:color w:val="6B7280"/>
+          <w:sz w:val="21"/>
+        </w:rPr>
+        <w:t xml:space="preserve">· </w:t>
+      </w:r>
+      <w:r>
+        <w:rPr w:rFonts="맑은 고딕">
+          <w:rFonts w:ascii="맑은 고딕" w:hAnsi="맑은 고딕" w:eastAsia="맑은 고딕"/>
+          <w:b/>
+          <w:color w:val="1F2937"/>
+          <w:sz w:val="21"/>
+        </w:rPr>
+        <w:t xml:space="preserve">시대의 흔적(스토리텔링): </w:t>
+      </w:r>
+      <w:r>
+        <w:rPr w:rFonts="맑은 고딕">
+          <w:rFonts w:ascii="맑은 고딕" w:hAnsi="맑은 고딕" w:eastAsia="맑은 고딕"/>
+          <w:b w:val="0"/>
+          <w:sz w:val="21"/>
+        </w:rPr>
+        <w:t>턴테이블 바늘이 소리골을 스치는 미세한 마찰음마저 낭만이 되던 시절, 찻집의 짙은 커피 향과 함께 청춘들의 고뇌와 설렘을 어루만져 주던 시대적 공기가 고스란히 배어 있습니다. 팝송 가사를 정성스레 수첩에 적어 내려가며 서구의 낭만을 동경하던 그 시절 청년 문화의 풋풋하고 따스한 숨결이 녹아 있습니다.</w:t>
+      </w:r>
+    </w:p>
+    <w:p>
+      <w:pPr>
+        <w:spacing w:line="324" w:lineRule="auto" w:before="200" w:after="80"/>
+      </w:pPr>
+      <w:r>
+        <w:rPr w:rFonts="맑은 고딕">
+          <w:rFonts w:ascii="맑은 고딕" w:hAnsi="맑은 고딕" w:eastAsia="맑은 고딕"/>
+          <w:b/>
+          <w:color w:val="1E3A8A"/>
+          <w:sz w:val="24"/>
+        </w:rPr>
+        <w:t>4. 주요 수록곡 및 감상 제언</w:t>
+      </w:r>
+    </w:p>
+    <w:p>
+      <w:pPr>
+        <w:spacing w:line="324" w:lineRule="auto" w:after="80"/>
+      </w:pPr>
+      <w:r>
+        <w:rPr w:rFonts="맑은 고딕">
+          <w:rFonts w:ascii="맑은 고딕" w:hAnsi="맑은 고딕" w:eastAsia="맑은 고딕"/>
+          <w:b w:val="0"/>
+          <w:color w:val="6B7280"/>
+          <w:sz w:val="21"/>
+        </w:rPr>
+        <w:t xml:space="preserve">· </w:t>
+      </w:r>
+      <w:r>
+        <w:rPr w:rFonts="맑은 고딕">
+          <w:rFonts w:ascii="맑은 고딕" w:hAnsi="맑은 고딕" w:eastAsia="맑은 고딕"/>
+          <w:b/>
+          <w:color w:val="1F2937"/>
+          <w:sz w:val="21"/>
+        </w:rPr>
+        <w:t xml:space="preserve">주요 수록곡 특징: </w:t>
+      </w:r>
+      <w:r>
+        <w:rPr w:rFonts="맑은 고딕">
+          <w:rFonts w:ascii="맑은 고딕" w:hAnsi="맑은 고딕" w:eastAsia="맑은 고딕"/>
+          <w:b w:val="0"/>
+          <w:sz w:val="21"/>
+        </w:rPr>
+        <w:t>유려한 현악 오케스트라와 절제된 감정이 어우러진 올드 팝 발라드부터 서정적인 멜로디 라인이 돋보이는 스탠더드 팝의 정수들이 균형 있게 수록되어 있습니다. 각 트랙마다 뚜렷한 기승전결과 따스한 감수성이 살아 숨 쉬며, 듣는 이의 마음을 단숨에 아날로그적 서정의 심연으로 이끕니다.</w:t>
+      </w:r>
+    </w:p>
+    <w:p>
+      <w:pPr>
+        <w:spacing w:line="324" w:lineRule="auto" w:after="80"/>
+      </w:pPr>
+      <w:r>
+        <w:rPr w:rFonts="맑은 고딕">
+          <w:rFonts w:ascii="맑은 고딕" w:hAnsi="맑은 고딕" w:eastAsia="맑은 고딕"/>
+          <w:b w:val="0"/>
+          <w:color w:val="6B7280"/>
+          <w:sz w:val="21"/>
+        </w:rPr>
+        <w:t xml:space="preserve">· </w:t>
+      </w:r>
+      <w:r>
+        <w:rPr w:rFonts="맑은 고딕">
+          <w:rFonts w:ascii="맑은 고딕" w:hAnsi="맑은 고딕" w:eastAsia="맑은 고딕"/>
+          <w:b/>
+          <w:color w:val="1F2937"/>
+          <w:sz w:val="21"/>
+        </w:rPr>
+        <w:t xml:space="preserve">빈티지 감상 제언: </w:t>
+      </w:r>
+      <w:r>
+        <w:rPr w:rFonts="맑은 고딕">
+          <w:rFonts w:ascii="맑은 고딕" w:hAnsi="맑은 고딕" w:eastAsia="맑은 고딕"/>
+          <w:b w:val="0"/>
+          <w:sz w:val="21"/>
+        </w:rPr>
+        <w:t>진공관 앰프의 부드러운 배음과 감도 높은 턴테이블 카트리지를 통해 재생할 때 그 진가가 가장 찬란하게 드러납니다. 묵직하게 깔리는 콘트라베이스의 울림과 공기를 타고 흐르는 보컬의 결을 차분한 조명 아래서 음미할 때, 디지털 음원에서는 느낄 수 없는 생생한 공간감과 인간적인 체온을 마주하게 됩니다.</w:t>
+      </w:r>
+    </w:p>
+    <w:p>
+      <w:pPr>
+        <w:spacing w:line="324" w:lineRule="auto" w:after="80"/>
+      </w:pPr>
+      <w:r>
+        <w:rPr w:rFonts="맑은 고딕">
+          <w:rFonts w:ascii="맑은 고딕" w:hAnsi="맑은 고딕" w:eastAsia="맑은 고딕"/>
+          <w:b w:val="0"/>
+          <w:color w:val="6B7280"/>
+          <w:sz w:val="21"/>
+        </w:rPr>
+        <w:t xml:space="preserve">· </w:t>
+      </w:r>
+      <w:r>
+        <w:rPr w:rFonts="맑은 고딕">
+          <w:rFonts w:ascii="맑은 고딕" w:hAnsi="맑은 고딕" w:eastAsia="맑은 고딕"/>
+          <w:b/>
+          <w:color w:val="1F2937"/>
+          <w:sz w:val="21"/>
+        </w:rPr>
+        <w:t xml:space="preserve">소장 가치: </w:t>
+      </w:r>
+      <w:r>
+        <w:rPr w:rFonts="맑은 고딕">
+          <w:rFonts w:ascii="맑은 고딕" w:hAnsi="맑은 고딕" w:eastAsia="맑은 고딕"/>
+          <w:b w:val="0"/>
+          <w:sz w:val="21"/>
+        </w:rPr>
+        <w:t>스트리밍 시대에 흩어져 버린 황금기 팝 명곡들을 원초적인 아날로그 미디어로 온전히 향유할 수 있는 가치 높은 아카이브입니다. 세월의 풍화를 견뎌낸 LP 특유의 묵직한 질감과 시대적 정취를 품은 재킷은 클래식 및 팝 컬렉터 모두에게 대체 불가능한 예술적 소장 가치를 부여합니다.</w:t>
+      </w:r>
+    </w:p>
+    <w:p>
+      <w:pPr>
+        <w:spacing w:line="324" w:lineRule="auto" w:after="120" w:before="160"/>
+      </w:pPr>
+      <w:r>
+        <w:rPr w:rFonts="맑은 고딕">
+          <w:rFonts w:ascii="맑은 고딕" w:hAnsi="맑은 고딕" w:eastAsia="맑은 고딕"/>
+          <w:b/>
+          <w:color w:val="4338CA"/>
+          <w:sz w:val="21"/>
+        </w:rPr>
+        <w:t>이 음반을 통해 아날로그 소리골을 타고 흐르는 반세기 전의 순수한 낭만과 불멸의 선율이 전해주는 감동을 다시 한번 경험해 보시는 것은 어떨까요?</w:t>
       </w:r>
     </w:p>
     <w:sectPr>
       <w:pgSz w:w="12240" w:h="15840"/>
-      <w:pgMar w:top="1440" w:right="1440" w:bottom="1440" w:left="1440" w:header="720" w:footer="720" w:gutter="0"/>
+      <w:pgMar w:top="1152" w:right="1296" w:bottom="1152" w:left="1296" w:header="720" w:footer="720" w:gutter="0"/>
       <w:cols w:space="720"/>
       <w:docGrid w:linePitch="360"/>
     </w:sectPr>

--- a/word_reports/위치_728_Various Artists_Pop Song 반세기 Vol. 4.docx
+++ b/word_reports/위치_728_Various Artists_Pop Song 반세기 Vol. 4.docx
@@ -32,7 +32,7 @@
     </w:p>
     <w:p>
       <w:pPr>
-        <w:spacing w:line="324" w:lineRule="auto" w:before="80" w:after="160"/>
+        <w:spacing w:line="324" w:lineRule="auto" w:before="80" w:after="120"/>
       </w:pPr>
       <w:r>
         <w:rPr w:rFonts="맑은 고딕">
@@ -42,13 +42,6 @@
           <w:sz w:val="22"/>
         </w:rPr>
         <w:t xml:space="preserve">[음반 소개] </w:t>
-      </w:r>
-      <w:r>
-        <w:rPr w:rFonts="맑은 고딕">
-          <w:rFonts w:ascii="맑은 고딕" w:hAnsi="맑은 고딕" w:eastAsia="맑은 고딕"/>
-          <w:b w:val="0"/>
-          <w:sz w:val="21"/>
-        </w:rPr>
       </w:r>
     </w:p>
     <w:p>
@@ -61,7 +54,33 @@
           <w:b w:val="0"/>
           <w:sz w:val="21"/>
         </w:rPr>
-        <w:t>지난 세기를 찬란하게 수놓았던 서구 팝 음악의 황금기를 한 편의 파노라마처럼 펼쳐놓은 『Pop Song 반세기 Vol. 3』는 시간을 초월한 선율의 위대함을 증명하는 기념비적 앤솔러지입니다. 아련한 노스탤지어를 자극하는 명선율과 심금을 울리는 불멸의 보컬 하모니는 당대 대중음악이 도달했던 서정미의 극치를 고스란히 담아내고 있습니다. 묵직한 아날로그 그루브 속에서 피어나는 그 시절의 온기와 숨결은 오늘날의 애호가들에게도 깊은 사유와 아늑한 위로의 시공간을 선사합니다.</w:t>
+        <w:t>음악은 시간을 초월하여 한 시대의 공기와 사람들의 숨결을 고스란히 담아내는 가장 찬란한 기억의 저장고입니다. 20세기 중반, 세계 대중음악사는 유례없는 멜로디의 르네상스를 맞이하였으며, 국경과 언어의 장벽을 넘어 흐르던 감미로운 선율들은 격동의 시대를 살아가던 수많은 영혼을 위무해 주었습니다. 앨범 『Pop Song 반세기 Vol. 3』는 그 찬란했던 팝 음악의 여정 중에서도 가장 낭만적이고 찬연한 황금기만을 엄선하여 엮어낸 불멸의 앤솔러지입니다. 당시 국내 음악 애호가들에게 서구 팝 음악의 풍성한 음악적 유산을 소개하고자 기획된 본 작은, 단순한 히트곡의 나열을 넘어 하나의 시대적 초상을 직조해 낸 아날로그 시대의 기념비적 음반입니다.</w:t>
+      </w:r>
+    </w:p>
+    <w:p>
+      <w:pPr>
+        <w:spacing w:line="324" w:lineRule="auto" w:after="120"/>
+      </w:pPr>
+      <w:r>
+        <w:rPr w:rFonts="맑은 고딕">
+          <w:rFonts w:ascii="맑은 고딕" w:hAnsi="맑은 고딕" w:eastAsia="맑은 고딕"/>
+          <w:b w:val="0"/>
+          <w:sz w:val="21"/>
+        </w:rPr>
+        <w:t>본 음반에 새겨진 악장들은 1950년대의 부드러운 스탠더드 팝부터 1960년대 초반의 풋풋하고 찬란한 올디스(Oldies) 사운드에 이르기까지, 음악사에서 멜로디가 가장 순수하고 아름다웠던 순간들을 응축하고 있습니다. 오케스트레이션이 빚어내는 웅장하고도 섬세한 화성, 그리고 심장을 울리는 진솔한 목소리들은 당시 라디오의 미세한 주파수 너머로 흘러나와 젊은 청춘들의 마음을 설레게 했습니다. 이 음반은 그 자체로 팝 음악이 지닌 보편적인 정서와 예술적 품격이 어떻게 대중의 일상과 교명(交鳴)할 수 있는지를 증명하며, 대중음악이 예술의 반열에 오르던 그 위대한 태동기를 생생하게 증언합니다.</w:t>
+      </w:r>
+    </w:p>
+    <w:p>
+      <w:pPr>
+        <w:spacing w:line="324" w:lineRule="auto" w:after="120"/>
+      </w:pPr>
+      <w:r>
+        <w:rPr w:rFonts="맑은 고딕">
+          <w:rFonts w:ascii="맑은 고딕" w:hAnsi="맑은 고딕" w:eastAsia="맑은 고딕"/>
+          <w:b w:val="0"/>
+          <w:sz w:val="21"/>
+        </w:rPr>
+        <w:t>세월이 흘러 디지털 음원의 무한 복제 시대가 도래하였음에도, 바이닐(LP) 소리골에 아로새겨진 이 반세기의 기록은 결코 바래지 않는 서정적 울림을 전합니다. 턴테이블의 플래터가 돌고 바늘이 검은 홈을 스칠 때 피어오르는 미세한 잡음마저도 마치 지나간 시간의 온기를 품은 듯 포근하게 다가옵니다. 삶의 고단함을 잊게 하던 달콤한 세레나데와 아스라한 청춘의 비가(悲歌)들은 여전히 우리 곁에서 묵직한 위로를 건네며, 지나간 시대에 대한 노스탤지어를 넘어 시대를 관통하는 인간 본연의 순수한 서정을 다시금 일깨워 줍니다.</w:t>
       </w:r>
     </w:p>
     <w:p>
@@ -168,7 +187,7 @@
           <w:b w:val="0"/>
           <w:sz w:val="21"/>
         </w:rPr>
-        <w:t>국내 LP 문화의 전성기 시절, 팝 음악사의 가장 눈부신 황금률을 체계적으로 집대성하여 국내 애호가들에게 소개하고자 기획된 정통 라이선스 컴필레이션 음반입니다. 서구 대중음악 반세기의 결정적 순간들을 엄선하여 아날로그 마스터링의 품격을 담아 빚어낸 역사적 기획반입니다.</w:t>
+        <w:t>20세기 중반 대중음악의 찬란한 황금기를 관통하는 명곡들을 집대성하여 국내 정통 음반사에서 기획·발매한 역사적 컴필레이션 바이닐 앨범</w:t>
       </w:r>
     </w:p>
     <w:p>
@@ -199,7 +218,7 @@
           <w:b w:val="0"/>
           <w:sz w:val="21"/>
         </w:rPr>
-        <w:t>발매 당시 음악다방과 라디오 심야 방송의 감성적 물결 속에서 수많은 팝 애호가들의 필청반으로 자리 잡으며 경이로운 스테디셀러를 기록했습니다. 당대를 대표하는 스탠더드 명곡들을 한자리에서 조우할 수 있는 독보적인 구성 덕분에 전국 레코드 숍에서 오랜 시간 뜨거운 사랑을 받았습니다.</w:t>
+        <w:t>발매 당시 음악 다방과 라디오 애청자들을 중심으로 선풍적인 인기를 끌었으며, 감상용 및 교양 필청 음반으로 꼽히며 스테디셀러를 기록함</w:t>
       </w:r>
     </w:p>
     <w:p>
@@ -230,7 +249,7 @@
           <w:b w:val="0"/>
           <w:sz w:val="21"/>
         </w:rPr>
-        <w:t>수록된 트랙들은 발매 당시 빌보드 차트 정상을 휩쓴 것은 물론, 그래미 어워드 수상 및 명예의 전당 헌액 등 전 세계 음악계가 공인한 최정상의 권위와 음악성을 고스란히 품고 있습니다.</w:t>
+        <w:t>팝 역사상 최고 권위의 빌보드 차트 정상을 차지했던 불멸의 명곡들과 그래미 어워드에 빛나는 전설적인 아티스트들의 대표 트랙들로 구성된 공인된 명반</w:t>
       </w:r>
     </w:p>
     <w:p>
@@ -275,7 +294,7 @@
           <w:b w:val="0"/>
           <w:sz w:val="21"/>
         </w:rPr>
-        <w:t>미국, 영국 등 다국적 (Various Artists)</w:t>
+        <w:t>미국 및 영국을 비롯한 다국적 (Various Artists)</w:t>
       </w:r>
     </w:p>
     <w:p>
@@ -306,7 +325,7 @@
           <w:b w:val="0"/>
           <w:sz w:val="21"/>
         </w:rPr>
-        <w:t>20세기 중·후반 (1950s~1970s 황금기 중심)</w:t>
+        <w:t>1950~1960년대 전성기를 누린 팝의 거장들</w:t>
       </w:r>
     </w:p>
     <w:p>
@@ -337,7 +356,7 @@
           <w:b w:val="0"/>
           <w:sz w:val="21"/>
         </w:rPr>
-        <w:t>솔로 보컬리스트 및 전설적인 팝 그룹 연합</w:t>
+        <w:t>솔로 및 보컬 그룹 옴니버스</w:t>
       </w:r>
     </w:p>
     <w:p>
@@ -368,7 +387,7 @@
           <w:b w:val="0"/>
           <w:sz w:val="21"/>
         </w:rPr>
-        <w:t>팝 음악의 태동과 만개를 이끈 20세기 거장들이 한데 모여 다채로운 음악적 스펙트럼과 예술적 깊이를 선사합니다. 클래시컬한 기품을 지닌 크루너부터 소울풀한 감성을 노래한 전설적 가객들까지, 시대를 정의한 독보적인 음색으로 현대 대중음악의 찬란한 이정표를 세웠습니다.</w:t>
+        <w:t>팝 음악의 기틀을 다진 냇 킹 콜, 폴 앵카, 닐 세다카, 브렌다 리 등 20세기 중반을 찬란하게 수놓은 전설적인 아티스트들의 모음입니다. 이들은 독보적인 가창력과 감성적인 멜로디 메이킹으로 팝 음악을 세계 대중문화의 중심에 올려놓았습니다.</w:t>
       </w:r>
     </w:p>
     <w:p>
@@ -413,7 +432,7 @@
           <w:b w:val="0"/>
           <w:sz w:val="21"/>
         </w:rPr>
-        <w:t>단순한 히트곡 모음집을 넘어, 대중성과 예술성이 가장 완벽한 균형을 이루었던 20세기 팝 음악의 미학적 정점을 집약한 귀중한 음악사적 사료입니다. 어쿠스틱 오케스트레이션과 아날로그 보컬 레코딩이 이룩한 순수한 조화를 통해 팝 음악의 고전적 가치를 명확히 보여줍니다.</w:t>
+        <w:t>로큰롤의 태동과 스탠더드 팝의 완숙기가 아름답게 교차하던 팝 음악사 최고의 르네상스를 기록한 음반으로, 팝 음악이 갖는 서정적 미학의 정점을 보여주는 학술적·음악사적 가치가 매우 높은 명반입니다.</w:t>
       </w:r>
     </w:p>
     <w:p>
@@ -444,7 +463,7 @@
           <w:b w:val="0"/>
           <w:sz w:val="21"/>
         </w:rPr>
-        <w:t>턴테이블 바늘이 소리골을 스치는 미세한 마찰음마저 낭만이 되던 시절, 찻집의 짙은 커피 향과 함께 청춘들의 고뇌와 설렘을 어루만져 주던 시대적 공기가 고스란히 배어 있습니다. 팝송 가사를 정성스레 수첩에 적어 내려가며 서구의 낭만을 동경하던 그 시절 청년 문화의 풋풋하고 따스한 숨결이 녹아 있습니다.</w:t>
+        <w:t>암울했던 전후(戰後)와 급격한 근대화의 물결 속에서, 주파수를 맞추던 심야 라디오 방송과 골목 어귀 음악 다방의 공기를 채웠던 청춘들의 아련한 낭만과 순수한 첫사랑의 설렘이 짙게 배어 있습니다.</w:t>
       </w:r>
     </w:p>
     <w:p>
@@ -489,7 +508,7 @@
           <w:b w:val="0"/>
           <w:sz w:val="21"/>
         </w:rPr>
-        <w:t>유려한 현악 오케스트라와 절제된 감정이 어우러진 올드 팝 발라드부터 서정적인 멜로디 라인이 돋보이는 스탠더드 팝의 정수들이 균형 있게 수록되어 있습니다. 각 트랙마다 뚜렷한 기승전결과 따스한 감수성이 살아 숨 쉬며, 듣는 이의 마음을 단숨에 아날로그적 서정의 심연으로 이끕니다.</w:t>
+        <w:t>스트링 오케스트라의 유려한 울림과 우아한 크루너 창법이 돋보이는 발라드부터, 풋풋한 낭만이 깃든 올드 팝 명곡들이 수록되어 있어 듣는 이의 마음을 단숨에 서정의 바다로 이끕니다.</w:t>
       </w:r>
     </w:p>
     <w:p>
@@ -520,7 +539,7 @@
           <w:b w:val="0"/>
           <w:sz w:val="21"/>
         </w:rPr>
-        <w:t>진공관 앰프의 부드러운 배음과 감도 높은 턴테이블 카트리지를 통해 재생할 때 그 진가가 가장 찬란하게 드러납니다. 묵직하게 깔리는 콘트라베이스의 울림과 공기를 타고 흐르는 보컬의 결을 차분한 조명 아래서 음미할 때, 디지털 음원에서는 느낄 수 없는 생생한 공간감과 인간적인 체온을 마주하게 됩니다.</w:t>
+        <w:t>턴테이블의 카트리지가 긁어내는 따뜻한 아날로그 배음과 진공관 앰프 특유의 두툼하고 밀도 높은 중저음이 어우러질 때, 보컬의 숨결과 현악기의 감미로운 질감이 극대화되어 완벽한 빈티지 사운드를 선사합니다.</w:t>
       </w:r>
     </w:p>
     <w:p>
@@ -551,7 +570,7 @@
           <w:b w:val="0"/>
           <w:sz w:val="21"/>
         </w:rPr>
-        <w:t>스트리밍 시대에 흩어져 버린 황금기 팝 명곡들을 원초적인 아날로그 미디어로 온전히 향유할 수 있는 가치 높은 아카이브입니다. 세월의 풍화를 견뎌낸 LP 특유의 묵직한 질감과 시대적 정취를 품은 재킷은 클래식 및 팝 컬렉터 모두에게 대체 불가능한 예술적 소장 가치를 부여합니다.</w:t>
+        <w:t>단 한 장의 음반으로 20세기 중반 팝 음악의 정수를 온전히 음미할 수 있는 뛰어난 선곡 완성도를 지니고 있어, 정통 올드 팝과 LP 컬렉터라면 필히 턴테이블 곁에 갖추어야 할 클래식 명반입니다.</w:t>
       </w:r>
     </w:p>
     <w:p>
@@ -565,7 +584,7 @@
           <w:color w:val="4338CA"/>
           <w:sz w:val="21"/>
         </w:rPr>
-        <w:t>이 음반을 통해 아날로그 소리골을 타고 흐르는 반세기 전의 순수한 낭만과 불멸의 선율이 전해주는 감동을 다시 한번 경험해 보시는 것은 어떨까요?</w:t>
+        <w:t>이 음반을 통해 아날로그 소리골을 타고 흐르는 반세기의 찬란한 선율이 전해주는 감동을 다시 한번 경험해 보시는 것은 어떨까요?</w:t>
       </w:r>
     </w:p>
     <w:sectPr>
